--- a/Pharmacology I Exam 1/pharm-exam-1-side-effects.docx
+++ b/Pharmacology I Exam 1/pharm-exam-1-side-effects.docx
@@ -275,7 +275,7 @@
                 <w:b/>
                 <w:i w:val="0"/>
               </w:rPr>
-              <w:t>hypokalaemia with hypomagnesaemia</w:t>
+              <w:t>hypokalemia with hypomagnesemia</w:t>
             </w:r>
             <w:r>
               <w:rPr>
@@ -578,15 +578,15 @@
                 <w:i w:val="0"/>
                 <w:sz w:val="18"/>
               </w:rPr>
-              <w:t>Interstitial nephritis, haematuria, crystalluria.</w:t>
-            </w:r>
-            <w:r>
-              <w:rPr>
-                <w:b w:val="0"/>
-                <w:i w:val="0"/>
-                <w:sz w:val="18"/>
-              </w:rPr>
-              <w:t xml:space="preserve"> Anaemia and thrombocytopenia.</w:t>
+              <w:t>Interstitial nephritis, hematuria, crystalluria.</w:t>
+            </w:r>
+            <w:r>
+              <w:rPr>
+                <w:b w:val="0"/>
+                <w:i w:val="0"/>
+                <w:sz w:val="18"/>
+              </w:rPr>
+              <w:t xml:space="preserve"> Anemia and thrombocytopenia.</w:t>
             </w:r>
           </w:p>
         </w:tc>
@@ -741,7 +741,7 @@
                 <w:i w:val="0"/>
                 <w:sz w:val="18"/>
               </w:rPr>
-              <w:t>, rash and diarrhoea.</w:t>
+              <w:t>, rash and diarrhea.</w:t>
             </w:r>
           </w:p>
         </w:tc>
@@ -910,7 +910,7 @@
                 <w:i w:val="0"/>
                 <w:sz w:val="18"/>
               </w:rPr>
-              <w:t>, rash and diarrhoea.</w:t>
+              <w:t>, rash and diarrhea.</w:t>
             </w:r>
           </w:p>
         </w:tc>
@@ -1234,7 +1234,7 @@
                 <w:i w:val="0"/>
                 <w:sz w:val="18"/>
               </w:rPr>
-              <w:t>Diarrhoea.</w:t>
+              <w:t>Diarrhea.</w:t>
             </w:r>
           </w:p>
         </w:tc>
@@ -1413,7 +1413,7 @@
                 <w:i w:val="0"/>
                 <w:sz w:val="18"/>
               </w:rPr>
-              <w:t>; nausea, vomiting and diarrhoea.</w:t>
+              <w:t>; nausea, vomiting and diarrhea.</w:t>
             </w:r>
           </w:p>
         </w:tc>
@@ -1954,7 +1954,7 @@
                 <w:i w:val="0"/>
                 <w:sz w:val="18"/>
               </w:rPr>
-              <w:t>Nausea, diarrhoea, abdominal pain — more with erythromycin and especially in children and young adults</w:t>
+              <w:t>Nausea, diarrhea, abdominal pain — more with erythromycin and especially in children and young adults</w:t>
             </w:r>
             <w:r>
               <w:rPr>
@@ -2364,7 +2364,7 @@
                 <w:i w:val="0"/>
                 <w:sz w:val="18"/>
               </w:rPr>
-              <w:t>Vomiting, nausea, diarrhoea and fever.</w:t>
+              <w:t>Vomiting, nausea, diarrhea and fever.</w:t>
             </w:r>
           </w:p>
         </w:tc>
@@ -2804,7 +2804,7 @@
                 <w:i w:val="0"/>
                 <w:sz w:val="18"/>
               </w:rPr>
-              <w:t>Haematologic / Neurologic</w:t>
+              <w:t>Hematologic / Neurologic</w:t>
             </w:r>
           </w:p>
         </w:tc>
@@ -3191,7 +3191,7 @@
                 <w:i w:val="0"/>
                 <w:sz w:val="18"/>
               </w:rPr>
-              <w:t xml:space="preserve">New diarrhoea on clindamycin is </w:t>
+              <w:t xml:space="preserve">New diarrhea on clindamycin is </w:t>
             </w:r>
             <w:r>
               <w:rPr>
@@ -3230,7 +3230,7 @@
                 <w:i w:val="0"/>
                 <w:sz w:val="18"/>
               </w:rPr>
-              <w:t>Gastrointestinal / Haematologic</w:t>
+              <w:t>Gastrointestinal / Hematologic</w:t>
             </w:r>
           </w:p>
         </w:tc>
@@ -3345,7 +3345,7 @@
                 <w:i w:val="0"/>
                 <w:sz w:val="18"/>
               </w:rPr>
-              <w:t>Blood dyscrasias — thrombocytopenia, agranulocytosis, megaloblastic anaemia.</w:t>
+              <w:t>Blood dyscrasias — thrombocytopenia, agranulocytosis, megaloblastic anemia.</w:t>
             </w:r>
             <w:r>
               <w:rPr>
@@ -3361,15 +3361,15 @@
                 <w:i w:val="0"/>
                 <w:sz w:val="18"/>
               </w:rPr>
-              <w:t>Hepatotoxicity and hyperbilirubinaemia.</w:t>
-            </w:r>
-            <w:r>
-              <w:rPr>
-                <w:b w:val="0"/>
-                <w:i w:val="0"/>
-                <w:sz w:val="18"/>
-              </w:rPr>
-              <w:t xml:space="preserve"> Nausea, vomiting, diarrhoea, anorexia.</w:t>
+              <w:t>Hepatotoxicity and hyperbilirubinemia.</w:t>
+            </w:r>
+            <w:r>
+              <w:rPr>
+                <w:b w:val="0"/>
+                <w:i w:val="0"/>
+                <w:sz w:val="18"/>
+              </w:rPr>
+              <w:t xml:space="preserve"> Nausea, vomiting, diarrhea, anorexia.</w:t>
             </w:r>
           </w:p>
         </w:tc>
@@ -3432,7 +3432,7 @@
                 <w:i w:val="0"/>
                 <w:sz w:val="18"/>
               </w:rPr>
-              <w:t>hypoglycaemia with sulfonylureas</w:t>
+              <w:t>hypoglycemia with sulfonylureas</w:t>
             </w:r>
             <w:r>
               <w:rPr>
@@ -3448,7 +3448,7 @@
                 <w:i w:val="0"/>
                 <w:sz w:val="18"/>
               </w:rPr>
-              <w:t>significantly increases INR (international normalised ratio) with warfarin</w:t>
+              <w:t>significantly increases INR (international normalized ratio) with warfarin</w:t>
             </w:r>
             <w:r>
               <w:rPr>
@@ -3479,7 +3479,7 @@
                 <w:i w:val="0"/>
                 <w:sz w:val="18"/>
               </w:rPr>
-              <w:t>Skin / Haematologic / Hepatic</w:t>
+              <w:t>Skin / Hematologic / Hepatic</w:t>
             </w:r>
           </w:p>
         </w:tc>
@@ -3609,7 +3609,7 @@
                 <w:i w:val="0"/>
                 <w:sz w:val="18"/>
               </w:rPr>
-              <w:t>The alcohol counselling is the whole of the patient education for this drug.</w:t>
+              <w:t>The alcohol counseling is the whole of the patient education for this drug.</w:t>
             </w:r>
           </w:p>
         </w:tc>
@@ -4034,7 +4034,7 @@
                 <w:i w:val="0"/>
                 <w:sz w:val="18"/>
               </w:rPr>
-              <w:t xml:space="preserve"> from interleukin-1 and tumour necrosis factor. </w:t>
+              <w:t xml:space="preserve"> from interleukin-1 and tumor necrosis factor. </w:t>
             </w:r>
             <w:r>
               <w:rPr>
@@ -4173,7 +4173,7 @@
                 <w:i w:val="0"/>
                 <w:sz w:val="18"/>
               </w:rPr>
-              <w:t>Electrolyte abnormalities — hypokalaemia and hypomagnesaemia.</w:t>
+              <w:t>Electrolyte abnormalities — hypokalemia and hypomagnesemia.</w:t>
             </w:r>
             <w:r>
               <w:rPr>
@@ -4205,7 +4205,7 @@
                 <w:i w:val="0"/>
                 <w:sz w:val="18"/>
               </w:rPr>
-              <w:t>Uraemia in 80% with decreased filtration.</w:t>
+              <w:t>Uremia in 80% with decreased filtration.</w:t>
             </w:r>
             <w:r>
               <w:rPr>
@@ -4460,7 +4460,7 @@
                 <w:i w:val="0"/>
                 <w:sz w:val="18"/>
               </w:rPr>
-              <w:t>Haematologic / Hepatic</w:t>
+              <w:t>Hematologic / Hepatic</w:t>
             </w:r>
           </w:p>
         </w:tc>
@@ -4706,7 +4706,7 @@
                 <w:i w:val="0"/>
                 <w:sz w:val="18"/>
               </w:rPr>
-              <w:t xml:space="preserve">, fever, diarrhoea, </w:t>
+              <w:t xml:space="preserve">, fever, diarrhea, </w:t>
             </w:r>
             <w:r>
               <w:rPr>
@@ -4714,7 +4714,7 @@
                 <w:i w:val="0"/>
                 <w:sz w:val="18"/>
               </w:rPr>
-              <w:t>hypokalaemia, hypomagnesaemia</w:t>
+              <w:t>hypokalemia, hypomagnesemia</w:t>
             </w:r>
             <w:r>
               <w:rPr>
@@ -5060,7 +5060,7 @@
                 <w:i w:val="0"/>
                 <w:sz w:val="18"/>
               </w:rPr>
-              <w:t>Tachycardia, headache, insomnia, hypokalaemia, hypomagnesaemia and blood dyscrasias.</w:t>
+              <w:t>Tachycardia, headache, insomnia, hypokalemia, hypomagnesemia and blood dyscrasias.</w:t>
             </w:r>
           </w:p>
         </w:tc>
@@ -5617,7 +5617,7 @@
                 <w:i w:val="0"/>
                 <w:sz w:val="18"/>
               </w:rPr>
-              <w:t xml:space="preserve"> — the counselling point that prevents the renal injury.</w:t>
+              <w:t xml:space="preserve"> — the counseling point that prevents the renal injury.</w:t>
             </w:r>
           </w:p>
         </w:tc>
@@ -5825,7 +5825,7 @@
                 <w:i w:val="0"/>
                 <w:sz w:val="18"/>
               </w:rPr>
-              <w:t>Haematologic / Neurologic</w:t>
+              <w:t>Hematologic / Neurologic</w:t>
             </w:r>
           </w:p>
         </w:tc>
@@ -7261,7 +7261,7 @@
                 <w:i w:val="0"/>
                 <w:sz w:val="18"/>
               </w:rPr>
-              <w:t>Systemic: adrenal suppression, infections, hyperglycaemia, glaucoma, cataracts, and growth retardation in children.</w:t>
+              <w:t>Systemic: adrenal suppression, infections, hyperglycemia, glaucoma, cataracts, and growth retardation in children.</w:t>
             </w:r>
           </w:p>
         </w:tc>
@@ -8525,7 +8525,7 @@
                 <w:i w:val="0"/>
                 <w:sz w:val="18"/>
               </w:rPr>
-              <w:t xml:space="preserve"> — oedema, vesicles, erosions, ulcers.</w:t>
+              <w:t xml:space="preserve"> — edema, vesicles, erosions, ulcers.</w:t>
             </w:r>
           </w:p>
         </w:tc>
@@ -8856,7 +8856,7 @@
                 <w:i w:val="0"/>
                 <w:sz w:val="18"/>
               </w:rPr>
-              <w:t>Sweating, salivation, flushing, decreased blood pressure, nausea, abdominal pain, diarrhoea and bronchospasm.</w:t>
+              <w:t>Sweating, salivation, flushing, decreased blood pressure, nausea, abdominal pain, diarrhea and bronchospasm.</w:t>
             </w:r>
           </w:p>
         </w:tc>
@@ -9172,7 +9172,7 @@
                 <w:i w:val="0"/>
                 <w:sz w:val="18"/>
               </w:rPr>
-              <w:t>Salivation, flushing, decreased blood pressure, nausea, abdominal pain, diarrhoea, bronchospasm.</w:t>
+              <w:t>Salivation, flushing, decreased blood pressure, nausea, abdominal pain, diarrhea, bronchospasm.</w:t>
             </w:r>
           </w:p>
         </w:tc>
@@ -9846,7 +9846,7 @@
                 <w:i w:val="0"/>
                 <w:sz w:val="18"/>
               </w:rPr>
-              <w:t>Apnoea</w:t>
+              <w:t>Apnea</w:t>
             </w:r>
             <w:r>
               <w:rPr>
@@ -9862,7 +9862,7 @@
                 <w:i w:val="0"/>
                 <w:sz w:val="18"/>
               </w:rPr>
-              <w:t>Hyperkalaemia.</w:t>
+              <w:t>Hyperkalemia.</w:t>
             </w:r>
           </w:p>
         </w:tc>
@@ -10350,7 +10350,7 @@
                 <w:i w:val="0"/>
                 <w:sz w:val="18"/>
               </w:rPr>
-              <w:t>Cerebral haemorrhage from the rise in blood pressure.</w:t>
+              <w:t>Cerebral hemorrhage from the rise in blood pressure.</w:t>
             </w:r>
             <w:r>
               <w:rPr>
@@ -10382,7 +10382,7 @@
                 <w:i w:val="0"/>
                 <w:sz w:val="18"/>
               </w:rPr>
-              <w:t>Pulmonary oedema.</w:t>
+              <w:t>Pulmonary edema.</w:t>
             </w:r>
           </w:p>
         </w:tc>
@@ -11907,7 +11907,7 @@
                 <w:i w:val="0"/>
                 <w:sz w:val="18"/>
               </w:rPr>
-              <w:t xml:space="preserve">Normally oxidised by MAO (monoamine oxidase) in the gastrointestinal tract; on an MAOI (monoamine oxidase inhibitor) it </w:t>
+              <w:t xml:space="preserve">Normally oxidized by MAO (monoamine oxidase) in the gastrointestinal tract; on an MAOI (monoamine oxidase inhibitor) it </w:t>
             </w:r>
             <w:r>
               <w:rPr>
@@ -12280,7 +12280,7 @@
                 <w:i w:val="0"/>
                 <w:sz w:val="18"/>
               </w:rPr>
-              <w:t>Fasting hypoglycaemia, increased LDL cholesterol, increased triglycerides.</w:t>
+              <w:t>Fasting hypoglycemia, increased LDL cholesterol, increased triglycerides.</w:t>
             </w:r>
           </w:p>
         </w:tc>
@@ -12854,45 +12854,23 @@
           <w:b w:val="0"/>
           <w:i w:val="0"/>
         </w:rPr>
-        <w:t>tools/check_pharm_ref.py</w:t>
+        <w:t xml:space="preserve"> Every row is checked against the slide it cites by </w:t>
       </w:r>
-    </w:p>
-    <w:p>
-      <w:pPr>
-        <w:spacing w:after="120"/>
-      </w:pPr>
       <w:r>
         <w:rPr>
+          <w:rFonts w:ascii="Consolas" w:hAnsi="Consolas"/>
           <w:b w:val="0"/>
           <w:i w:val="0"/>
+          <w:sz w:val="18"/>
         </w:rPr>
-        <w:t>← Back to Homepage</w:t>
-      </w:r>
-    </w:p>
-    <w:p>
-      <w:pPr>
-        <w:spacing w:after="120"/>
-      </w:pPr>
-      <w:r>
-        <w:rPr>
-          <w:b w:val="0"/>
-          <w:i w:val="0"/>
-        </w:rPr>
-        <w:t xml:space="preserve">★ </w:t>
+        <w:t>tools/check_pharm_ref.py</w:t>
       </w:r>
       <w:r>
         <w:rPr>
           <w:b w:val="0"/>
           <w:i w:val="0"/>
         </w:rPr>
-        <w:t>If you see any mistakes, click here to report it</w:t>
-      </w:r>
-      <w:r>
-        <w:rPr>
-          <w:b w:val="0"/>
-          <w:i w:val="0"/>
-        </w:rPr>
-        <w:t xml:space="preserve"> ★</w:t>
+        <w:t xml:space="preserve"> before this page is written. </w:t>
       </w:r>
     </w:p>
     <w:sectPr>
